--- a/backend/templates/rjesenje o koriscenje godisnjeg odmora.docx
+++ b/backend/templates/rjesenje o koriscenje godisnjeg odmora.docx
@@ -11,56 +11,14 @@
           <w:szCs w:val="24"/>
         </w:rPr>
       </w:pPr>
-      <w:proofErr w:type="spellStart"/>
-      <w:r>
-        <w:rPr>
-          <w:rFonts w:ascii="Times New Roman" w:hAnsi="Times New Roman" w:cs="Times New Roman"/>
-          <w:b/>
-          <w:sz w:val="24"/>
-          <w:szCs w:val="24"/>
-        </w:rPr>
-        <w:t>Naziv</w:t>
-      </w:r>
-      <w:proofErr w:type="spellEnd"/>
-      <w:r>
-        <w:rPr>
-          <w:rFonts w:ascii="Times New Roman" w:hAnsi="Times New Roman" w:cs="Times New Roman"/>
-          <w:b/>
-          <w:sz w:val="24"/>
-          <w:szCs w:val="24"/>
-        </w:rPr>
-        <w:t xml:space="preserve"> </w:t>
-      </w:r>
-      <w:proofErr w:type="spellStart"/>
-      <w:proofErr w:type="gramStart"/>
-      <w:r>
-        <w:rPr>
-          <w:rFonts w:ascii="Times New Roman" w:hAnsi="Times New Roman" w:cs="Times New Roman"/>
-          <w:b/>
-          <w:sz w:val="24"/>
-          <w:szCs w:val="24"/>
-        </w:rPr>
-        <w:t>firme</w:t>
-      </w:r>
-      <w:proofErr w:type="spellEnd"/>
-      <w:r>
-        <w:rPr>
-          <w:rFonts w:ascii="Times New Roman" w:hAnsi="Times New Roman" w:cs="Times New Roman"/>
-          <w:b/>
-          <w:sz w:val="24"/>
-          <w:szCs w:val="24"/>
-        </w:rPr>
-        <w:t>:_</w:t>
-      </w:r>
-      <w:proofErr w:type="gramEnd"/>
-      <w:r>
-        <w:rPr>
-          <w:rFonts w:ascii="Times New Roman" w:hAnsi="Times New Roman" w:cs="Times New Roman"/>
-          <w:b/>
-          <w:sz w:val="24"/>
-          <w:szCs w:val="24"/>
-        </w:rPr>
-        <w:t>________________</w:t>
+      <w:r>
+        <w:rPr>
+          <w:rFonts w:ascii="Times New Roman" w:hAnsi="Times New Roman" w:cs="Times New Roman"/>
+          <w:b/>
+          <w:sz w:val="24"/>
+          <w:szCs w:val="24"/>
+        </w:rPr>
+        <w:t>NAZIV FIRME: DRUŠTVO SA OGRANIČENOM ODGOVORNOŠĆU ZA PROIZVODNJU, PROMET I USLUGE "HOTELI HOTI" ULCINJ</w:t>
       </w:r>
     </w:p>
     <w:p>
@@ -79,16 +37,7 @@
           <w:sz w:val="24"/>
           <w:szCs w:val="24"/>
         </w:rPr>
-        <w:t xml:space="preserve">PIB: </w:t>
-      </w:r>
-      <w:r>
-        <w:rPr>
-          <w:rFonts w:ascii="Times New Roman" w:hAnsi="Times New Roman" w:cs="Times New Roman"/>
-          <w:b/>
-          <w:sz w:val="24"/>
-          <w:szCs w:val="24"/>
-        </w:rPr>
-        <w:t>_______________________</w:t>
+        <w:t>PIB: 03130576</w:t>
       </w:r>
     </w:p>
     <w:p>
@@ -118,16 +67,7 @@
           <w:sz w:val="24"/>
           <w:szCs w:val="24"/>
         </w:rPr>
-        <w:t xml:space="preserve">: </w:t>
-      </w:r>
-      <w:r>
-        <w:rPr>
-          <w:rFonts w:ascii="Times New Roman" w:hAnsi="Times New Roman" w:cs="Times New Roman"/>
-          <w:b/>
-          <w:sz w:val="24"/>
-          <w:szCs w:val="24"/>
-        </w:rPr>
-        <w:t>_____________________</w:t>
+        <w:t>: BULEVAR TEUTA R-17, Ulcinj</w:t>
       </w:r>
     </w:p>
     <w:p>
@@ -166,7 +106,7 @@
           <w:sz w:val="24"/>
           <w:szCs w:val="24"/>
         </w:rPr>
-        <w:t>_______________________</w:t>
+        <w:t>1/26</w:t>
       </w:r>
     </w:p>
     <w:p>
@@ -185,16 +125,7 @@
           <w:sz w:val="24"/>
           <w:szCs w:val="24"/>
         </w:rPr>
-        <w:t xml:space="preserve">Datum: </w:t>
-      </w:r>
-      <w:r>
-        <w:rPr>
-          <w:rFonts w:ascii="Times New Roman" w:hAnsi="Times New Roman" w:cs="Times New Roman"/>
-          <w:b/>
-          <w:sz w:val="24"/>
-          <w:szCs w:val="24"/>
-        </w:rPr>
-        <w:t>_____________________</w:t>
+        <w:t>Datum: 06.06.2026</w:t>
       </w:r>
     </w:p>
     <w:p>
@@ -531,6 +462,7 @@
         </w:rPr>
       </w:pPr>
       <w:proofErr w:type="spellStart"/>
+      <w:proofErr w:type="gramStart"/>
       <w:r>
         <w:rPr>
           <w:rFonts w:ascii="Times New Roman" w:hAnsi="Times New Roman" w:cs="Times New Roman"/>
@@ -570,7 +502,32 @@
           <w:sz w:val="24"/>
           <w:szCs w:val="24"/>
         </w:rPr>
-        <w:t>__________________</w:t>
+        <w:t>DAUT</w:t>
+      </w:r>
+      <w:proofErr w:type="gramEnd"/>
+      <w:r>
+        <w:rPr>
+          <w:rFonts w:ascii="Times New Roman" w:hAnsi="Times New Roman" w:cs="Times New Roman"/>
+          <w:sz w:val="24"/>
+          <w:szCs w:val="24"/>
+        </w:rPr>
+        <w:t xml:space="preserve"> VELIC </w:t>
+      </w:r>
+      <w:r>
+        <w:rPr>
+          <w:rFonts w:ascii="Times New Roman" w:hAnsi="Times New Roman" w:cs="Times New Roman"/>
+          <w:sz w:val="24"/>
+          <w:szCs w:val="24"/>
+        </w:rPr>
+        <w:t xml:space="preserve">JMB: </w:t>
+      </w:r>
+      <w:r>
+        <w:rPr>
+          <w:rFonts w:ascii="Times New Roman" w:hAnsi="Times New Roman" w:cs="Times New Roman"/>
+          <w:sz w:val="24"/>
+          <w:szCs w:val="24"/>
+        </w:rPr>
+        <w:t xml:space="preserve">2602956223056 </w:t>
       </w:r>
       <w:r>
         <w:rPr>
@@ -580,30 +537,6 @@
         </w:rPr>
         <w:t>,</w:t>
       </w:r>
-      <w:r>
-        <w:rPr>
-          <w:rFonts w:ascii="Times New Roman" w:hAnsi="Times New Roman" w:cs="Times New Roman"/>
-          <w:sz w:val="24"/>
-          <w:szCs w:val="24"/>
-        </w:rPr>
-        <w:t xml:space="preserve">JMB: </w:t>
-      </w:r>
-      <w:r>
-        <w:rPr>
-          <w:rFonts w:ascii="Times New Roman" w:hAnsi="Times New Roman" w:cs="Times New Roman"/>
-          <w:sz w:val="24"/>
-          <w:szCs w:val="24"/>
-        </w:rPr>
-        <w:t>_____________________</w:t>
-      </w:r>
-      <w:r>
-        <w:rPr>
-          <w:rFonts w:ascii="Times New Roman" w:hAnsi="Times New Roman" w:cs="Times New Roman"/>
-          <w:sz w:val="24"/>
-          <w:szCs w:val="24"/>
-        </w:rPr>
-        <w:t>,</w:t>
-      </w:r>
       <w:proofErr w:type="spellStart"/>
       <w:r>
         <w:rPr>
@@ -639,7 +572,6 @@
         </w:rPr>
         <w:t>mjesto</w:t>
       </w:r>
-      <w:proofErr w:type="spellEnd"/>
       <w:r>
         <w:rPr>
           <w:rFonts w:ascii="Times New Roman" w:hAnsi="Times New Roman" w:cs="Times New Roman"/>
@@ -654,15 +586,24 @@
           <w:sz w:val="24"/>
           <w:szCs w:val="24"/>
         </w:rPr>
-        <w:t>__________</w:t>
-      </w:r>
-      <w:r>
-        <w:rPr>
-          <w:rFonts w:ascii="Times New Roman" w:hAnsi="Times New Roman" w:cs="Times New Roman"/>
-          <w:sz w:val="24"/>
-          <w:szCs w:val="24"/>
-        </w:rPr>
-        <w:t xml:space="preserve">  </w:t>
+        <w:t>KONOBR</w:t>
+      </w:r>
+      <w:proofErr w:type="spellEnd"/>
+      <w:r>
+        <w:rPr>
+          <w:rFonts w:ascii="Times New Roman" w:hAnsi="Times New Roman" w:cs="Times New Roman"/>
+          <w:sz w:val="24"/>
+          <w:szCs w:val="24"/>
+        </w:rPr>
+        <w:t xml:space="preserve"> </w:t>
+      </w:r>
+      <w:r>
+        <w:rPr>
+          <w:rFonts w:ascii="Times New Roman" w:hAnsi="Times New Roman" w:cs="Times New Roman"/>
+          <w:sz w:val="24"/>
+          <w:szCs w:val="24"/>
+        </w:rPr>
+        <w:t xml:space="preserve"> </w:t>
       </w:r>
       <w:proofErr w:type="spellStart"/>
       <w:r>
@@ -752,8 +693,6 @@
         </w:rPr>
         <w:t>6</w:t>
       </w:r>
-      <w:bookmarkStart w:id="0" w:name="_GoBack"/>
-      <w:bookmarkEnd w:id="0"/>
       <w:r>
         <w:rPr>
           <w:rFonts w:ascii="Times New Roman" w:hAnsi="Times New Roman" w:cs="Times New Roman"/>
@@ -796,52 +735,32 @@
           <w:sz w:val="24"/>
           <w:szCs w:val="24"/>
         </w:rPr>
-        <w:t xml:space="preserve"> od 24 (</w:t>
-      </w:r>
-      <w:proofErr w:type="spellStart"/>
-      <w:r>
-        <w:rPr>
-          <w:rFonts w:ascii="Times New Roman" w:hAnsi="Times New Roman" w:cs="Times New Roman"/>
-          <w:sz w:val="24"/>
-          <w:szCs w:val="24"/>
-        </w:rPr>
-        <w:t>dvadeset</w:t>
-      </w:r>
-      <w:proofErr w:type="spellEnd"/>
-      <w:r>
-        <w:rPr>
-          <w:rFonts w:ascii="Times New Roman" w:hAnsi="Times New Roman" w:cs="Times New Roman"/>
-          <w:sz w:val="24"/>
-          <w:szCs w:val="24"/>
-        </w:rPr>
-        <w:t xml:space="preserve"> </w:t>
-      </w:r>
-      <w:proofErr w:type="spellStart"/>
-      <w:r>
-        <w:rPr>
-          <w:rFonts w:ascii="Times New Roman" w:hAnsi="Times New Roman" w:cs="Times New Roman"/>
-          <w:sz w:val="24"/>
-          <w:szCs w:val="24"/>
-        </w:rPr>
-        <w:t>četiri</w:t>
-      </w:r>
-      <w:proofErr w:type="spellEnd"/>
-      <w:r>
-        <w:rPr>
-          <w:rFonts w:ascii="Times New Roman" w:hAnsi="Times New Roman" w:cs="Times New Roman"/>
-          <w:sz w:val="24"/>
-          <w:szCs w:val="24"/>
-        </w:rPr>
-        <w:t xml:space="preserve">) </w:t>
-      </w:r>
-      <w:proofErr w:type="spellStart"/>
-      <w:r>
-        <w:rPr>
-          <w:rFonts w:ascii="Times New Roman" w:hAnsi="Times New Roman" w:cs="Times New Roman"/>
-          <w:sz w:val="24"/>
-          <w:szCs w:val="24"/>
-        </w:rPr>
-        <w:t>radna</w:t>
+        <w:t xml:space="preserve"> od 2</w:t>
+      </w:r>
+      <w:r>
+        <w:rPr>
+          <w:rFonts w:ascii="Times New Roman" w:hAnsi="Times New Roman" w:cs="Times New Roman"/>
+          <w:sz w:val="24"/>
+          <w:szCs w:val="24"/>
+        </w:rPr>
+        <w:t xml:space="preserve">2 </w:t>
+      </w:r>
+      <w:proofErr w:type="spellStart"/>
+      <w:r>
+        <w:rPr>
+          <w:rFonts w:ascii="Times New Roman" w:hAnsi="Times New Roman" w:cs="Times New Roman"/>
+          <w:sz w:val="24"/>
+          <w:szCs w:val="24"/>
+        </w:rPr>
+        <w:t>radn</w:t>
+      </w:r>
+      <w:r>
+        <w:rPr>
+          <w:rFonts w:ascii="Times New Roman" w:hAnsi="Times New Roman" w:cs="Times New Roman"/>
+          <w:sz w:val="24"/>
+          <w:szCs w:val="24"/>
+        </w:rPr>
+        <w:t>ih</w:t>
       </w:r>
       <w:proofErr w:type="spellEnd"/>
       <w:r>
@@ -956,7 +875,7 @@
           <w:sz w:val="24"/>
           <w:szCs w:val="24"/>
         </w:rPr>
-        <w:t>_______________</w:t>
+        <w:t xml:space="preserve">01.09.2026 </w:t>
       </w:r>
       <w:r>
         <w:rPr>
@@ -990,8 +909,10 @@
           <w:sz w:val="24"/>
           <w:szCs w:val="24"/>
         </w:rPr>
-        <w:t>______________</w:t>
-      </w:r>
+        <w:t xml:space="preserve">30.09.2026 </w:t>
+      </w:r>
+      <w:bookmarkStart w:id="0" w:name="_GoBack"/>
+      <w:bookmarkEnd w:id="0"/>
       <w:r>
         <w:rPr>
           <w:rFonts w:ascii="Times New Roman" w:hAnsi="Times New Roman" w:cs="Times New Roman"/>
@@ -2942,6 +2863,12 @@
       </w:r>
     </w:p>
     <w:sectPr>
+      <w:headerReference w:type="even" r:id="rId6"/>
+      <w:headerReference w:type="default" r:id="rId7"/>
+      <w:footerReference w:type="even" r:id="rId8"/>
+      <w:footerReference w:type="default" r:id="rId9"/>
+      <w:headerReference w:type="first" r:id="rId10"/>
+      <w:footerReference w:type="first" r:id="rId11"/>
       <w:pgSz w:w="12240" w:h="15840"/>
       <w:pgMar w:top="1440" w:right="1440" w:bottom="1440" w:left="1440" w:header="720" w:footer="720" w:gutter="0"/>
       <w:cols w:space="720"/>
@@ -2949,6 +2876,92 @@
     </w:sectPr>
   </w:body>
 </w:document>
+</file>
+
+<file path=word/endnotes.xml><?xml version="1.0" encoding="utf-8"?>
+<w:endnotes xmlns:wpc="http://schemas.microsoft.com/office/word/2010/wordprocessingCanvas" xmlns:cx="http://schemas.microsoft.com/office/drawing/2014/chartex" xmlns:cx1="http://schemas.microsoft.com/office/drawing/2015/9/8/chartex" xmlns:cx2="http://schemas.microsoft.com/office/drawing/2015/10/21/chartex" xmlns:cx3="http://schemas.microsoft.com/office/drawing/2016/5/9/chartex" xmlns:cx4="http://schemas.microsoft.com/office/drawing/2016/5/10/chartex" xmlns:cx5="http://schemas.microsoft.com/office/drawing/2016/5/11/chartex" xmlns:cx6="http://schemas.microsoft.com/office/drawing/2016/5/12/chartex" xmlns:cx7="http://schemas.microsoft.com/office/drawing/2016/5/13/chartex" xmlns:cx8="http://schemas.microsoft.com/office/drawing/2016/5/14/chartex" xmlns:mc="http://schemas.openxmlformats.org/markup-compatibility/2006" xmlns:aink="http://schemas.microsoft.com/office/drawing/2016/ink" xmlns:am3d="http://schemas.microsoft.com/office/drawing/2017/model3d" xmlns:o="urn:schemas-microsoft-com:office:office" xmlns:r="http://schemas.openxmlformats.org/officeDocument/2006/relationships" xmlns:m="http://schemas.openxmlformats.org/officeDocument/2006/math" xmlns:v="urn:schemas-microsoft-com:vml" xmlns:wp14="http://schemas.microsoft.com/office/word/2010/wordprocessingDrawing" xmlns:wp="http://schemas.openxmlformats.org/drawingml/2006/wordprocessingDrawing" xmlns:w10="urn:schemas-microsoft-com:office:word" xmlns:w="http://schemas.openxmlformats.org/wordprocessingml/2006/main" xmlns:w14="http://schemas.microsoft.com/office/word/2010/wordml" xmlns:w15="http://schemas.microsoft.com/office/word/2012/wordml" xmlns:w16cid="http://schemas.microsoft.com/office/word/2016/wordml/cid" xmlns:w16se="http://schemas.microsoft.com/office/word/2015/wordml/symex" xmlns:wpg="http://schemas.microsoft.com/office/word/2010/wordprocessingGroup" xmlns:wpi="http://schemas.microsoft.com/office/word/2010/wordprocessingInk" xmlns:wne="http://schemas.microsoft.com/office/word/2006/wordml" xmlns:wps="http://schemas.microsoft.com/office/word/2010/wordprocessingShape" mc:Ignorable="w14 w15 w16se w16cid wp14">
+  <w:endnote w:type="separator" w:id="-1">
+    <w:p>
+      <w:pPr>
+        <w:spacing w:after="0" w:line="240" w:lineRule="auto"/>
+      </w:pPr>
+      <w:r>
+        <w:separator/>
+      </w:r>
+    </w:p>
+  </w:endnote>
+  <w:endnote w:type="continuationSeparator" w:id="0">
+    <w:p>
+      <w:pPr>
+        <w:spacing w:after="0" w:line="240" w:lineRule="auto"/>
+      </w:pPr>
+      <w:r>
+        <w:continuationSeparator/>
+      </w:r>
+    </w:p>
+  </w:endnote>
+</w:endnotes>
+</file>
+
+<file path=word/footer1.xml><?xml version="1.0" encoding="utf-8"?>
+<w:ftr xmlns:wpc="http://schemas.microsoft.com/office/word/2010/wordprocessingCanvas" xmlns:cx="http://schemas.microsoft.com/office/drawing/2014/chartex" xmlns:cx1="http://schemas.microsoft.com/office/drawing/2015/9/8/chartex" xmlns:cx2="http://schemas.microsoft.com/office/drawing/2015/10/21/chartex" xmlns:cx3="http://schemas.microsoft.com/office/drawing/2016/5/9/chartex" xmlns:cx4="http://schemas.microsoft.com/office/drawing/2016/5/10/chartex" xmlns:cx5="http://schemas.microsoft.com/office/drawing/2016/5/11/chartex" xmlns:cx6="http://schemas.microsoft.com/office/drawing/2016/5/12/chartex" xmlns:cx7="http://schemas.microsoft.com/office/drawing/2016/5/13/chartex" xmlns:cx8="http://schemas.microsoft.com/office/drawing/2016/5/14/chartex" xmlns:mc="http://schemas.openxmlformats.org/markup-compatibility/2006" xmlns:aink="http://schemas.microsoft.com/office/drawing/2016/ink" xmlns:am3d="http://schemas.microsoft.com/office/drawing/2017/model3d" xmlns:o="urn:schemas-microsoft-com:office:office" xmlns:r="http://schemas.openxmlformats.org/officeDocument/2006/relationships" xmlns:m="http://schemas.openxmlformats.org/officeDocument/2006/math" xmlns:v="urn:schemas-microsoft-com:vml" xmlns:wp14="http://schemas.microsoft.com/office/word/2010/wordprocessingDrawing" xmlns:wp="http://schemas.openxmlformats.org/drawingml/2006/wordprocessingDrawing" xmlns:w10="urn:schemas-microsoft-com:office:word" xmlns:w="http://schemas.openxmlformats.org/wordprocessingml/2006/main" xmlns:w14="http://schemas.microsoft.com/office/word/2010/wordml" xmlns:w15="http://schemas.microsoft.com/office/word/2012/wordml" xmlns:w16cid="http://schemas.microsoft.com/office/word/2016/wordml/cid" xmlns:w16se="http://schemas.microsoft.com/office/word/2015/wordml/symex" xmlns:wpg="http://schemas.microsoft.com/office/word/2010/wordprocessingGroup" xmlns:wpi="http://schemas.microsoft.com/office/word/2010/wordprocessingInk" xmlns:wne="http://schemas.microsoft.com/office/word/2006/wordml" xmlns:wps="http://schemas.microsoft.com/office/word/2010/wordprocessingShape" mc:Ignorable="w14 w15 w16se w16cid wp14">
+  <w:p/>
+</w:ftr>
+</file>
+
+<file path=word/footer2.xml><?xml version="1.0" encoding="utf-8"?>
+<w:ftr xmlns:wpc="http://schemas.microsoft.com/office/word/2010/wordprocessingCanvas" xmlns:cx="http://schemas.microsoft.com/office/drawing/2014/chartex" xmlns:cx1="http://schemas.microsoft.com/office/drawing/2015/9/8/chartex" xmlns:cx2="http://schemas.microsoft.com/office/drawing/2015/10/21/chartex" xmlns:cx3="http://schemas.microsoft.com/office/drawing/2016/5/9/chartex" xmlns:cx4="http://schemas.microsoft.com/office/drawing/2016/5/10/chartex" xmlns:cx5="http://schemas.microsoft.com/office/drawing/2016/5/11/chartex" xmlns:cx6="http://schemas.microsoft.com/office/drawing/2016/5/12/chartex" xmlns:cx7="http://schemas.microsoft.com/office/drawing/2016/5/13/chartex" xmlns:cx8="http://schemas.microsoft.com/office/drawing/2016/5/14/chartex" xmlns:mc="http://schemas.openxmlformats.org/markup-compatibility/2006" xmlns:aink="http://schemas.microsoft.com/office/drawing/2016/ink" xmlns:am3d="http://schemas.microsoft.com/office/drawing/2017/model3d" xmlns:o="urn:schemas-microsoft-com:office:office" xmlns:r="http://schemas.openxmlformats.org/officeDocument/2006/relationships" xmlns:m="http://schemas.openxmlformats.org/officeDocument/2006/math" xmlns:v="urn:schemas-microsoft-com:vml" xmlns:wp14="http://schemas.microsoft.com/office/word/2010/wordprocessingDrawing" xmlns:wp="http://schemas.openxmlformats.org/drawingml/2006/wordprocessingDrawing" xmlns:w10="urn:schemas-microsoft-com:office:word" xmlns:w="http://schemas.openxmlformats.org/wordprocessingml/2006/main" xmlns:w14="http://schemas.microsoft.com/office/word/2010/wordml" xmlns:w15="http://schemas.microsoft.com/office/word/2012/wordml" xmlns:w16cid="http://schemas.microsoft.com/office/word/2016/wordml/cid" xmlns:w16se="http://schemas.microsoft.com/office/word/2015/wordml/symex" xmlns:wpg="http://schemas.microsoft.com/office/word/2010/wordprocessingGroup" xmlns:wpi="http://schemas.microsoft.com/office/word/2010/wordprocessingInk" xmlns:wne="http://schemas.microsoft.com/office/word/2006/wordml" xmlns:wps="http://schemas.microsoft.com/office/word/2010/wordprocessingShape" mc:Ignorable="w14 w15 w16se w16cid wp14">
+  <w:p/>
+</w:ftr>
+</file>
+
+<file path=word/footer3.xml><?xml version="1.0" encoding="utf-8"?>
+<w:ftr xmlns:wpc="http://schemas.microsoft.com/office/word/2010/wordprocessingCanvas" xmlns:cx="http://schemas.microsoft.com/office/drawing/2014/chartex" xmlns:cx1="http://schemas.microsoft.com/office/drawing/2015/9/8/chartex" xmlns:cx2="http://schemas.microsoft.com/office/drawing/2015/10/21/chartex" xmlns:cx3="http://schemas.microsoft.com/office/drawing/2016/5/9/chartex" xmlns:cx4="http://schemas.microsoft.com/office/drawing/2016/5/10/chartex" xmlns:cx5="http://schemas.microsoft.com/office/drawing/2016/5/11/chartex" xmlns:cx6="http://schemas.microsoft.com/office/drawing/2016/5/12/chartex" xmlns:cx7="http://schemas.microsoft.com/office/drawing/2016/5/13/chartex" xmlns:cx8="http://schemas.microsoft.com/office/drawing/2016/5/14/chartex" xmlns:mc="http://schemas.openxmlformats.org/markup-compatibility/2006" xmlns:aink="http://schemas.microsoft.com/office/drawing/2016/ink" xmlns:am3d="http://schemas.microsoft.com/office/drawing/2017/model3d" xmlns:o="urn:schemas-microsoft-com:office:office" xmlns:r="http://schemas.openxmlformats.org/officeDocument/2006/relationships" xmlns:m="http://schemas.openxmlformats.org/officeDocument/2006/math" xmlns:v="urn:schemas-microsoft-com:vml" xmlns:wp14="http://schemas.microsoft.com/office/word/2010/wordprocessingDrawing" xmlns:wp="http://schemas.openxmlformats.org/drawingml/2006/wordprocessingDrawing" xmlns:w10="urn:schemas-microsoft-com:office:word" xmlns:w="http://schemas.openxmlformats.org/wordprocessingml/2006/main" xmlns:w14="http://schemas.microsoft.com/office/word/2010/wordml" xmlns:w15="http://schemas.microsoft.com/office/word/2012/wordml" xmlns:w16cid="http://schemas.microsoft.com/office/word/2016/wordml/cid" xmlns:w16se="http://schemas.microsoft.com/office/word/2015/wordml/symex" xmlns:wpg="http://schemas.microsoft.com/office/word/2010/wordprocessingGroup" xmlns:wpi="http://schemas.microsoft.com/office/word/2010/wordprocessingInk" xmlns:wne="http://schemas.microsoft.com/office/word/2006/wordml" xmlns:wps="http://schemas.microsoft.com/office/word/2010/wordprocessingShape" mc:Ignorable="w14 w15 w16se w16cid wp14">
+  <w:p/>
+</w:ftr>
+</file>
+
+<file path=word/footnotes.xml><?xml version="1.0" encoding="utf-8"?>
+<w:footnotes xmlns:wpc="http://schemas.microsoft.com/office/word/2010/wordprocessingCanvas" xmlns:cx="http://schemas.microsoft.com/office/drawing/2014/chartex" xmlns:cx1="http://schemas.microsoft.com/office/drawing/2015/9/8/chartex" xmlns:cx2="http://schemas.microsoft.com/office/drawing/2015/10/21/chartex" xmlns:cx3="http://schemas.microsoft.com/office/drawing/2016/5/9/chartex" xmlns:cx4="http://schemas.microsoft.com/office/drawing/2016/5/10/chartex" xmlns:cx5="http://schemas.microsoft.com/office/drawing/2016/5/11/chartex" xmlns:cx6="http://schemas.microsoft.com/office/drawing/2016/5/12/chartex" xmlns:cx7="http://schemas.microsoft.com/office/drawing/2016/5/13/chartex" xmlns:cx8="http://schemas.microsoft.com/office/drawing/2016/5/14/chartex" xmlns:mc="http://schemas.openxmlformats.org/markup-compatibility/2006" xmlns:aink="http://schemas.microsoft.com/office/drawing/2016/ink" xmlns:am3d="http://schemas.microsoft.com/office/drawing/2017/model3d" xmlns:o="urn:schemas-microsoft-com:office:office" xmlns:r="http://schemas.openxmlformats.org/officeDocument/2006/relationships" xmlns:m="http://schemas.openxmlformats.org/officeDocument/2006/math" xmlns:v="urn:schemas-microsoft-com:vml" xmlns:wp14="http://schemas.microsoft.com/office/word/2010/wordprocessingDrawing" xmlns:wp="http://schemas.openxmlformats.org/drawingml/2006/wordprocessingDrawing" xmlns:w10="urn:schemas-microsoft-com:office:word" xmlns:w="http://schemas.openxmlformats.org/wordprocessingml/2006/main" xmlns:w14="http://schemas.microsoft.com/office/word/2010/wordml" xmlns:w15="http://schemas.microsoft.com/office/word/2012/wordml" xmlns:w16cid="http://schemas.microsoft.com/office/word/2016/wordml/cid" xmlns:w16se="http://schemas.microsoft.com/office/word/2015/wordml/symex" xmlns:wpg="http://schemas.microsoft.com/office/word/2010/wordprocessingGroup" xmlns:wpi="http://schemas.microsoft.com/office/word/2010/wordprocessingInk" xmlns:wne="http://schemas.microsoft.com/office/word/2006/wordml" xmlns:wps="http://schemas.microsoft.com/office/word/2010/wordprocessingShape" mc:Ignorable="w14 w15 w16se w16cid wp14">
+  <w:footnote w:type="separator" w:id="-1">
+    <w:p>
+      <w:pPr>
+        <w:spacing w:after="0" w:line="240" w:lineRule="auto"/>
+      </w:pPr>
+      <w:r>
+        <w:separator/>
+      </w:r>
+    </w:p>
+  </w:footnote>
+  <w:footnote w:type="continuationSeparator" w:id="0">
+    <w:p>
+      <w:pPr>
+        <w:spacing w:after="0" w:line="240" w:lineRule="auto"/>
+      </w:pPr>
+      <w:r>
+        <w:continuationSeparator/>
+      </w:r>
+    </w:p>
+  </w:footnote>
+</w:footnotes>
+</file>
+
+<file path=word/header1.xml><?xml version="1.0" encoding="utf-8"?>
+<w:hdr xmlns:wpc="http://schemas.microsoft.com/office/word/2010/wordprocessingCanvas" xmlns:cx="http://schemas.microsoft.com/office/drawing/2014/chartex" xmlns:cx1="http://schemas.microsoft.com/office/drawing/2015/9/8/chartex" xmlns:cx2="http://schemas.microsoft.com/office/drawing/2015/10/21/chartex" xmlns:cx3="http://schemas.microsoft.com/office/drawing/2016/5/9/chartex" xmlns:cx4="http://schemas.microsoft.com/office/drawing/2016/5/10/chartex" xmlns:cx5="http://schemas.microsoft.com/office/drawing/2016/5/11/chartex" xmlns:cx6="http://schemas.microsoft.com/office/drawing/2016/5/12/chartex" xmlns:cx7="http://schemas.microsoft.com/office/drawing/2016/5/13/chartex" xmlns:cx8="http://schemas.microsoft.com/office/drawing/2016/5/14/chartex" xmlns:mc="http://schemas.openxmlformats.org/markup-compatibility/2006" xmlns:aink="http://schemas.microsoft.com/office/drawing/2016/ink" xmlns:am3d="http://schemas.microsoft.com/office/drawing/2017/model3d" xmlns:o="urn:schemas-microsoft-com:office:office" xmlns:r="http://schemas.openxmlformats.org/officeDocument/2006/relationships" xmlns:m="http://schemas.openxmlformats.org/officeDocument/2006/math" xmlns:v="urn:schemas-microsoft-com:vml" xmlns:wp14="http://schemas.microsoft.com/office/word/2010/wordprocessingDrawing" xmlns:wp="http://schemas.openxmlformats.org/drawingml/2006/wordprocessingDrawing" xmlns:w10="urn:schemas-microsoft-com:office:word" xmlns:w="http://schemas.openxmlformats.org/wordprocessingml/2006/main" xmlns:w14="http://schemas.microsoft.com/office/word/2010/wordml" xmlns:w15="http://schemas.microsoft.com/office/word/2012/wordml" xmlns:w16cid="http://schemas.microsoft.com/office/word/2016/wordml/cid" xmlns:w16se="http://schemas.microsoft.com/office/word/2015/wordml/symex" xmlns:wpg="http://schemas.microsoft.com/office/word/2010/wordprocessingGroup" xmlns:wpi="http://schemas.microsoft.com/office/word/2010/wordprocessingInk" xmlns:wne="http://schemas.microsoft.com/office/word/2006/wordml" xmlns:wps="http://schemas.microsoft.com/office/word/2010/wordprocessingShape" mc:Ignorable="w14 w15 w16se w16cid wp14">
+  <w:p/>
+</w:hdr>
+</file>
+
+<file path=word/header2.xml><?xml version="1.0" encoding="utf-8"?>
+<w:hdr xmlns:wpc="http://schemas.microsoft.com/office/word/2010/wordprocessingCanvas" xmlns:cx="http://schemas.microsoft.com/office/drawing/2014/chartex" xmlns:cx1="http://schemas.microsoft.com/office/drawing/2015/9/8/chartex" xmlns:cx2="http://schemas.microsoft.com/office/drawing/2015/10/21/chartex" xmlns:cx3="http://schemas.microsoft.com/office/drawing/2016/5/9/chartex" xmlns:cx4="http://schemas.microsoft.com/office/drawing/2016/5/10/chartex" xmlns:cx5="http://schemas.microsoft.com/office/drawing/2016/5/11/chartex" xmlns:cx6="http://schemas.microsoft.com/office/drawing/2016/5/12/chartex" xmlns:cx7="http://schemas.microsoft.com/office/drawing/2016/5/13/chartex" xmlns:cx8="http://schemas.microsoft.com/office/drawing/2016/5/14/chartex" xmlns:mc="http://schemas.openxmlformats.org/markup-compatibility/2006" xmlns:aink="http://schemas.microsoft.com/office/drawing/2016/ink" xmlns:am3d="http://schemas.microsoft.com/office/drawing/2017/model3d" xmlns:o="urn:schemas-microsoft-com:office:office" xmlns:r="http://schemas.openxmlformats.org/officeDocument/2006/relationships" xmlns:m="http://schemas.openxmlformats.org/officeDocument/2006/math" xmlns:v="urn:schemas-microsoft-com:vml" xmlns:wp14="http://schemas.microsoft.com/office/word/2010/wordprocessingDrawing" xmlns:wp="http://schemas.openxmlformats.org/drawingml/2006/wordprocessingDrawing" xmlns:w10="urn:schemas-microsoft-com:office:word" xmlns:w="http://schemas.openxmlformats.org/wordprocessingml/2006/main" xmlns:w14="http://schemas.microsoft.com/office/word/2010/wordml" xmlns:w15="http://schemas.microsoft.com/office/word/2012/wordml" xmlns:w16cid="http://schemas.microsoft.com/office/word/2016/wordml/cid" xmlns:w16se="http://schemas.microsoft.com/office/word/2015/wordml/symex" xmlns:wpg="http://schemas.microsoft.com/office/word/2010/wordprocessingGroup" xmlns:wpi="http://schemas.microsoft.com/office/word/2010/wordprocessingInk" xmlns:wne="http://schemas.microsoft.com/office/word/2006/wordml" xmlns:wps="http://schemas.microsoft.com/office/word/2010/wordprocessingShape" mc:Ignorable="w14 w15 w16se w16cid wp14">
+  <w:p/>
+</w:hdr>
+</file>
+
+<file path=word/header3.xml><?xml version="1.0" encoding="utf-8"?>
+<w:hdr xmlns:wpc="http://schemas.microsoft.com/office/word/2010/wordprocessingCanvas" xmlns:cx="http://schemas.microsoft.com/office/drawing/2014/chartex" xmlns:cx1="http://schemas.microsoft.com/office/drawing/2015/9/8/chartex" xmlns:cx2="http://schemas.microsoft.com/office/drawing/2015/10/21/chartex" xmlns:cx3="http://schemas.microsoft.com/office/drawing/2016/5/9/chartex" xmlns:cx4="http://schemas.microsoft.com/office/drawing/2016/5/10/chartex" xmlns:cx5="http://schemas.microsoft.com/office/drawing/2016/5/11/chartex" xmlns:cx6="http://schemas.microsoft.com/office/drawing/2016/5/12/chartex" xmlns:cx7="http://schemas.microsoft.com/office/drawing/2016/5/13/chartex" xmlns:cx8="http://schemas.microsoft.com/office/drawing/2016/5/14/chartex" xmlns:mc="http://schemas.openxmlformats.org/markup-compatibility/2006" xmlns:aink="http://schemas.microsoft.com/office/drawing/2016/ink" xmlns:am3d="http://schemas.microsoft.com/office/drawing/2017/model3d" xmlns:o="urn:schemas-microsoft-com:office:office" xmlns:r="http://schemas.openxmlformats.org/officeDocument/2006/relationships" xmlns:m="http://schemas.openxmlformats.org/officeDocument/2006/math" xmlns:v="urn:schemas-microsoft-com:vml" xmlns:wp14="http://schemas.microsoft.com/office/word/2010/wordprocessingDrawing" xmlns:wp="http://schemas.openxmlformats.org/drawingml/2006/wordprocessingDrawing" xmlns:w10="urn:schemas-microsoft-com:office:word" xmlns:w="http://schemas.openxmlformats.org/wordprocessingml/2006/main" xmlns:w14="http://schemas.microsoft.com/office/word/2010/wordml" xmlns:w15="http://schemas.microsoft.com/office/word/2012/wordml" xmlns:w16cid="http://schemas.microsoft.com/office/word/2016/wordml/cid" xmlns:w16se="http://schemas.microsoft.com/office/word/2015/wordml/symex" xmlns:wpg="http://schemas.microsoft.com/office/word/2010/wordprocessingGroup" xmlns:wpi="http://schemas.microsoft.com/office/word/2010/wordprocessingInk" xmlns:wne="http://schemas.microsoft.com/office/word/2006/wordml" xmlns:wps="http://schemas.microsoft.com/office/word/2010/wordprocessingShape" mc:Ignorable="w14 w15 w16se w16cid wp14">
+  <w:p/>
+</w:hdr>
 </file>
 
 <file path=word/styles.xml><?xml version="1.0" encoding="utf-8"?>
